--- a/GSA Test Plan.docx
+++ b/GSA Test Plan.docx
@@ -5,6 +5,7 @@
     <w:p>
       <w:pPr>
         <w:spacing w:before="100" w:beforeAutospacing="1" w:after="100" w:afterAutospacing="1" w:line="240" w:lineRule="auto"/>
+        <w:jc w:val="center"/>
         <w:outlineLvl w:val="0"/>
         <w:rPr>
           <w:rFonts w:ascii="Times New Roman" w:eastAsia="Times New Roman" w:hAnsi="Times New Roman" w:cs="Times New Roman"/>
@@ -16,7 +17,6 @@
           <w14:ligatures w14:val="none"/>
         </w:rPr>
       </w:pPr>
-      <w:proofErr w:type="gramStart"/>
       <w:r>
         <w:rPr>
           <w:rFonts w:ascii="Times New Roman" w:eastAsia="Times New Roman" w:hAnsi="Times New Roman" w:cs="Times New Roman"/>
@@ -27,10 +27,14 @@
           <w:szCs w:val="48"/>
           <w14:ligatures w14:val="none"/>
         </w:rPr>
-        <w:t>🧪 📄 1.</w:t>
+        <w:t>Test Plan Document</w:t>
       </w:r>
-      <w:proofErr w:type="gramEnd"/>
-      <w:r>
+    </w:p>
+    <w:p>
+      <w:pPr>
+        <w:spacing w:before="100" w:beforeAutospacing="1" w:after="100" w:afterAutospacing="1" w:line="240" w:lineRule="auto"/>
+        <w:jc w:val="center"/>
+        <w:outlineLvl w:val="0"/>
         <w:rPr>
           <w:rFonts w:ascii="Times New Roman" w:eastAsia="Times New Roman" w:hAnsi="Times New Roman" w:cs="Times New Roman"/>
           <w:b/>
@@ -40,13 +44,8 @@
           <w:szCs w:val="48"/>
           <w14:ligatures w14:val="none"/>
         </w:rPr>
-        <w:t xml:space="preserve"> Test Plan Document</w:t>
-      </w:r>
-    </w:p>
-    <w:p>
-      <w:pPr>
-        <w:spacing w:before="100" w:beforeAutospacing="1" w:after="100" w:afterAutospacing="1" w:line="240" w:lineRule="auto"/>
-        <w:outlineLvl w:val="1"/>
+      </w:pPr>
+      <w:r>
         <w:rPr>
           <w:rFonts w:ascii="Times New Roman" w:eastAsia="Times New Roman" w:hAnsi="Times New Roman" w:cs="Times New Roman"/>
           <w:b/>
@@ -56,6 +55,20 @@
           <w:szCs w:val="36"/>
           <w14:ligatures w14:val="none"/>
         </w:rPr>
+        <w:t>Project Name:</w:t>
+      </w:r>
+    </w:p>
+    <w:p>
+      <w:pPr>
+        <w:spacing w:before="100" w:beforeAutospacing="1" w:after="100" w:afterAutospacing="1" w:line="240" w:lineRule="auto"/>
+        <w:jc w:val="center"/>
+        <w:rPr>
+          <w:rFonts w:ascii="Times New Roman" w:eastAsia="Times New Roman" w:hAnsi="Times New Roman" w:cs="Times New Roman"/>
+          <w:kern w:val="0"/>
+          <w:sz w:val="24"/>
+          <w:szCs w:val="24"/>
+          <w14:ligatures w14:val="none"/>
+        </w:rPr>
       </w:pPr>
       <w:r>
         <w:rPr>
@@ -63,16 +76,140 @@
           <w:b/>
           <w:bCs/>
           <w:kern w:val="0"/>
+          <w:sz w:val="24"/>
+          <w:szCs w:val="24"/>
+          <w14:ligatures w14:val="none"/>
+        </w:rPr>
+        <w:t>Online Group Study Assignment System</w:t>
+      </w:r>
+    </w:p>
+    <w:p>
+      <w:pPr>
+        <w:spacing w:after="0" w:line="240" w:lineRule="auto"/>
+        <w:rPr>
+          <w:rFonts w:ascii="Times New Roman" w:eastAsia="Times New Roman" w:hAnsi="Times New Roman" w:cs="Times New Roman"/>
+          <w:kern w:val="0"/>
+          <w:sz w:val="24"/>
+          <w:szCs w:val="24"/>
+          <w14:ligatures w14:val="none"/>
+        </w:rPr>
+      </w:pPr>
+      <w:r>
+        <w:rPr>
+          <w:rFonts w:ascii="Times New Roman" w:eastAsia="Times New Roman" w:hAnsi="Times New Roman" w:cs="Times New Roman"/>
+          <w:b/>
+          <w:bCs/>
+          <w:kern w:val="0"/>
           <w:sz w:val="36"/>
           <w:szCs w:val="36"/>
           <w14:ligatures w14:val="none"/>
         </w:rPr>
-        <w:t>📌 Project Name:</w:t>
+        <w:t>1. Objective</w:t>
       </w:r>
     </w:p>
     <w:p>
       <w:pPr>
-        <w:spacing w:before="100" w:beforeAutospacing="1" w:after="100" w:afterAutospacing="1" w:line="240" w:lineRule="auto"/>
+        <w:spacing w:after="0" w:line="240" w:lineRule="auto"/>
+        <w:rPr>
+          <w:rFonts w:ascii="Times New Roman" w:eastAsia="Times New Roman" w:hAnsi="Times New Roman" w:cs="Nirmala UI"/>
+          <w:kern w:val="0"/>
+          <w:sz w:val="24"/>
+          <w:szCs w:val="24"/>
+          <w14:ligatures w14:val="none"/>
+        </w:rPr>
+      </w:pPr>
+      <w:r>
+        <w:rPr>
+          <w:rFonts w:ascii="Times New Roman" w:eastAsia="Times New Roman" w:hAnsi="Times New Roman" w:cs="Nirmala UI"/>
+          <w:kern w:val="0"/>
+          <w:sz w:val="24"/>
+          <w:szCs w:val="24"/>
+          <w14:ligatures w14:val="none"/>
+        </w:rPr>
+        <w:t>The purpose of this test plan is to:</w:t>
+      </w:r>
+    </w:p>
+    <w:p>
+      <w:pPr>
+        <w:spacing w:after="0" w:line="240" w:lineRule="auto"/>
+        <w:rPr>
+          <w:rFonts w:ascii="Times New Roman" w:eastAsia="Times New Roman" w:hAnsi="Times New Roman" w:cs="Nirmala UI"/>
+          <w:kern w:val="0"/>
+          <w:sz w:val="24"/>
+          <w:szCs w:val="24"/>
+          <w14:ligatures w14:val="none"/>
+        </w:rPr>
+      </w:pPr>
+      <w:r>
+        <w:rPr>
+          <w:rFonts w:ascii="Times New Roman" w:eastAsia="Times New Roman" w:hAnsi="Times New Roman" w:cs="Nirmala UI"/>
+          <w:kern w:val="0"/>
+          <w:sz w:val="24"/>
+          <w:szCs w:val="24"/>
+          <w14:ligatures w14:val="none"/>
+        </w:rPr>
+        <w:t>• Verify all functionality of the system</w:t>
+      </w:r>
+    </w:p>
+    <w:p>
+      <w:pPr>
+        <w:spacing w:after="0" w:line="240" w:lineRule="auto"/>
+        <w:rPr>
+          <w:rFonts w:ascii="Times New Roman" w:eastAsia="Times New Roman" w:hAnsi="Times New Roman" w:cs="Nirmala UI"/>
+          <w:kern w:val="0"/>
+          <w:sz w:val="24"/>
+          <w:szCs w:val="24"/>
+          <w14:ligatures w14:val="none"/>
+        </w:rPr>
+      </w:pPr>
+      <w:r>
+        <w:rPr>
+          <w:rFonts w:ascii="Times New Roman" w:eastAsia="Times New Roman" w:hAnsi="Times New Roman" w:cs="Nirmala UI"/>
+          <w:kern w:val="0"/>
+          <w:sz w:val="24"/>
+          <w:szCs w:val="24"/>
+          <w14:ligatures w14:val="none"/>
+        </w:rPr>
+        <w:t>• Identify bugs</w:t>
+      </w:r>
+    </w:p>
+    <w:p>
+      <w:pPr>
+        <w:spacing w:after="0" w:line="240" w:lineRule="auto"/>
+        <w:rPr>
+          <w:rFonts w:ascii="Times New Roman" w:eastAsia="Times New Roman" w:hAnsi="Times New Roman" w:cs="Nirmala UI"/>
+          <w:kern w:val="0"/>
+          <w:sz w:val="24"/>
+          <w:szCs w:val="24"/>
+          <w14:ligatures w14:val="none"/>
+        </w:rPr>
+      </w:pPr>
+      <w:r>
+        <w:rPr>
+          <w:rFonts w:ascii="Times New Roman" w:eastAsia="Times New Roman" w:hAnsi="Times New Roman" w:cs="Nirmala UI"/>
+          <w:kern w:val="0"/>
+          <w:sz w:val="24"/>
+          <w:szCs w:val="24"/>
+          <w14:ligatures w14:val="none"/>
+        </w:rPr>
+        <w:t>• Ensure that the application is stable</w:t>
+      </w:r>
+    </w:p>
+    <w:p>
+      <w:pPr>
+        <w:spacing w:after="0" w:line="240" w:lineRule="auto"/>
+        <w:rPr>
+          <w:rFonts w:ascii="Times New Roman" w:eastAsia="Times New Roman" w:hAnsi="Times New Roman" w:cs="Nirmala UI"/>
+          <w:kern w:val="0"/>
+          <w:sz w:val="24"/>
+          <w:szCs w:val="24"/>
+          <w14:ligatures w14:val="none"/>
+        </w:rPr>
+      </w:pPr>
+    </w:p>
+    <w:p>
+      <w:pPr>
+        <w:spacing w:after="0" w:line="240" w:lineRule="auto"/>
         <w:rPr>
           <w:rFonts w:ascii="Times New Roman" w:eastAsia="Times New Roman" w:hAnsi="Times New Roman" w:cs="Times New Roman"/>
           <w:kern w:val="0"/>
@@ -87,496 +224,40 @@
           <w:b/>
           <w:bCs/>
           <w:kern w:val="0"/>
-          <w:sz w:val="24"/>
-          <w:szCs w:val="24"/>
-          <w14:ligatures w14:val="none"/>
-        </w:rPr>
-        <w:t>Online Group Study Assignment System</w:t>
+          <w:sz w:val="36"/>
+          <w:szCs w:val="36"/>
+          <w14:ligatures w14:val="none"/>
+        </w:rPr>
+        <w:t>2. Scope</w:t>
       </w:r>
-    </w:p>
-    <w:p>
-      <w:pPr>
-        <w:spacing w:after="0" w:line="240" w:lineRule="auto"/>
-        <w:rPr>
-          <w:rFonts w:ascii="Times New Roman" w:eastAsia="Times New Roman" w:hAnsi="Times New Roman" w:cs="Times New Roman"/>
-          <w:kern w:val="0"/>
-          <w:sz w:val="24"/>
-          <w:szCs w:val="24"/>
-          <w14:ligatures w14:val="none"/>
-        </w:rPr>
-      </w:pPr>
-      <w:r>
-        <w:rPr>
-          <w:rFonts w:ascii="Times New Roman" w:eastAsia="Times New Roman" w:hAnsi="Times New Roman" w:cs="Times New Roman"/>
-          <w:kern w:val="0"/>
-          <w:sz w:val="24"/>
-          <w:szCs w:val="24"/>
-          <w14:ligatures w14:val="none"/>
-        </w:rPr>
-        <w:pict>
-          <v:rect id="_x0000_i1026" style="width:0;height:1.5pt" o:hralign="center" o:hrstd="t" o:hr="t" fillcolor="#a0a0a0" stroked="f"/>
-        </w:pict>
-      </w:r>
+      <w:bookmarkStart w:id="0" w:name="_GoBack"/>
+      <w:bookmarkEnd w:id="0"/>
     </w:p>
     <w:p>
       <w:pPr>
         <w:spacing w:before="100" w:beforeAutospacing="1" w:after="100" w:afterAutospacing="1" w:line="240" w:lineRule="auto"/>
-        <w:outlineLvl w:val="1"/>
+        <w:outlineLvl w:val="2"/>
         <w:rPr>
           <w:rFonts w:ascii="Times New Roman" w:eastAsia="Times New Roman" w:hAnsi="Times New Roman" w:cs="Times New Roman"/>
           <w:b/>
           <w:bCs/>
           <w:kern w:val="0"/>
-          <w:sz w:val="36"/>
-          <w:szCs w:val="36"/>
-          <w14:ligatures w14:val="none"/>
-        </w:rPr>
-      </w:pPr>
-      <w:proofErr w:type="gramStart"/>
+          <w:sz w:val="27"/>
+          <w:szCs w:val="27"/>
+          <w14:ligatures w14:val="none"/>
+        </w:rPr>
+      </w:pPr>
       <w:r>
         <w:rPr>
           <w:rFonts w:ascii="Times New Roman" w:eastAsia="Times New Roman" w:hAnsi="Times New Roman" w:cs="Times New Roman"/>
           <w:b/>
           <w:bCs/>
           <w:kern w:val="0"/>
-          <w:sz w:val="36"/>
-          <w:szCs w:val="36"/>
-          <w14:ligatures w14:val="none"/>
-        </w:rPr>
-        <w:t>🎯 1.</w:t>
-      </w:r>
-      <w:proofErr w:type="gramEnd"/>
-      <w:r>
-        <w:rPr>
-          <w:rFonts w:ascii="Times New Roman" w:eastAsia="Times New Roman" w:hAnsi="Times New Roman" w:cs="Times New Roman"/>
-          <w:b/>
-          <w:bCs/>
-          <w:kern w:val="0"/>
-          <w:sz w:val="36"/>
-          <w:szCs w:val="36"/>
-          <w14:ligatures w14:val="none"/>
-        </w:rPr>
-        <w:t xml:space="preserve"> Objective</w:t>
-      </w:r>
-    </w:p>
-    <w:p>
-      <w:pPr>
-        <w:spacing w:before="100" w:beforeAutospacing="1" w:after="100" w:afterAutospacing="1" w:line="240" w:lineRule="auto"/>
-        <w:rPr>
-          <w:rFonts w:ascii="Times New Roman" w:eastAsia="Times New Roman" w:hAnsi="Times New Roman" w:cs="Times New Roman"/>
-          <w:kern w:val="0"/>
-          <w:sz w:val="24"/>
-          <w:szCs w:val="24"/>
-          <w14:ligatures w14:val="none"/>
-        </w:rPr>
-      </w:pPr>
-      <w:proofErr w:type="spellStart"/>
-      <w:r>
-        <w:rPr>
-          <w:rFonts w:ascii="Nirmala UI" w:eastAsia="Times New Roman" w:hAnsi="Nirmala UI" w:cs="Nirmala UI"/>
-          <w:kern w:val="0"/>
-          <w:sz w:val="24"/>
-          <w:szCs w:val="24"/>
-          <w14:ligatures w14:val="none"/>
-        </w:rPr>
-        <w:t>এই</w:t>
-      </w:r>
-      <w:proofErr w:type="spellEnd"/>
-      <w:r>
-        <w:rPr>
-          <w:rFonts w:ascii="Times New Roman" w:eastAsia="Times New Roman" w:hAnsi="Times New Roman" w:cs="Times New Roman"/>
-          <w:kern w:val="0"/>
-          <w:sz w:val="24"/>
-          <w:szCs w:val="24"/>
-          <w14:ligatures w14:val="none"/>
-        </w:rPr>
-        <w:t xml:space="preserve"> test plan-</w:t>
-      </w:r>
-      <w:proofErr w:type="spellStart"/>
-      <w:r>
-        <w:rPr>
-          <w:rFonts w:ascii="Nirmala UI" w:eastAsia="Times New Roman" w:hAnsi="Nirmala UI" w:cs="Nirmala UI"/>
-          <w:kern w:val="0"/>
-          <w:sz w:val="24"/>
-          <w:szCs w:val="24"/>
-          <w14:ligatures w14:val="none"/>
-        </w:rPr>
-        <w:t>এর</w:t>
-      </w:r>
-      <w:proofErr w:type="spellEnd"/>
-      <w:r>
-        <w:rPr>
-          <w:rFonts w:ascii="Times New Roman" w:eastAsia="Times New Roman" w:hAnsi="Times New Roman" w:cs="Times New Roman"/>
-          <w:kern w:val="0"/>
-          <w:sz w:val="24"/>
-          <w:szCs w:val="24"/>
-          <w14:ligatures w14:val="none"/>
-        </w:rPr>
-        <w:t xml:space="preserve"> </w:t>
-      </w:r>
-      <w:proofErr w:type="spellStart"/>
-      <w:r>
-        <w:rPr>
-          <w:rFonts w:ascii="Nirmala UI" w:eastAsia="Times New Roman" w:hAnsi="Nirmala UI" w:cs="Nirmala UI"/>
-          <w:kern w:val="0"/>
-          <w:sz w:val="24"/>
-          <w:szCs w:val="24"/>
-          <w14:ligatures w14:val="none"/>
-        </w:rPr>
-        <w:t>উদ্দেশ্য</w:t>
-      </w:r>
-      <w:proofErr w:type="spellEnd"/>
-      <w:r>
-        <w:rPr>
-          <w:rFonts w:ascii="Times New Roman" w:eastAsia="Times New Roman" w:hAnsi="Times New Roman" w:cs="Times New Roman"/>
-          <w:kern w:val="0"/>
-          <w:sz w:val="24"/>
-          <w:szCs w:val="24"/>
-          <w14:ligatures w14:val="none"/>
-        </w:rPr>
-        <w:t xml:space="preserve"> </w:t>
-      </w:r>
-      <w:proofErr w:type="spellStart"/>
-      <w:r>
-        <w:rPr>
-          <w:rFonts w:ascii="Nirmala UI" w:eastAsia="Times New Roman" w:hAnsi="Nirmala UI" w:cs="Nirmala UI"/>
-          <w:kern w:val="0"/>
-          <w:sz w:val="24"/>
-          <w:szCs w:val="24"/>
-          <w14:ligatures w14:val="none"/>
-        </w:rPr>
-        <w:t>হলো</w:t>
-      </w:r>
-      <w:proofErr w:type="spellEnd"/>
-      <w:r>
-        <w:rPr>
-          <w:rFonts w:ascii="Times New Roman" w:eastAsia="Times New Roman" w:hAnsi="Times New Roman" w:cs="Times New Roman"/>
-          <w:kern w:val="0"/>
-          <w:sz w:val="24"/>
-          <w:szCs w:val="24"/>
-          <w14:ligatures w14:val="none"/>
-        </w:rPr>
-        <w:t>:</w:t>
-      </w:r>
-    </w:p>
-    <w:p>
-      <w:pPr>
-        <w:numPr>
-          <w:ilvl w:val="0"/>
-          <w:numId w:val="1"/>
-        </w:numPr>
-        <w:spacing w:before="100" w:beforeAutospacing="1" w:after="100" w:afterAutospacing="1" w:line="240" w:lineRule="auto"/>
-        <w:rPr>
-          <w:rFonts w:ascii="Times New Roman" w:eastAsia="Times New Roman" w:hAnsi="Times New Roman" w:cs="Times New Roman"/>
-          <w:kern w:val="0"/>
-          <w:sz w:val="24"/>
-          <w:szCs w:val="24"/>
-          <w14:ligatures w14:val="none"/>
-        </w:rPr>
-      </w:pPr>
-      <w:r>
-        <w:rPr>
-          <w:rFonts w:ascii="Times New Roman" w:eastAsia="Times New Roman" w:hAnsi="Times New Roman" w:cs="Times New Roman"/>
-          <w:kern w:val="0"/>
-          <w:sz w:val="24"/>
-          <w:szCs w:val="24"/>
-          <w14:ligatures w14:val="none"/>
-        </w:rPr>
-        <w:t>system-</w:t>
-      </w:r>
-      <w:proofErr w:type="spellStart"/>
-      <w:r>
-        <w:rPr>
-          <w:rFonts w:ascii="Nirmala UI" w:eastAsia="Times New Roman" w:hAnsi="Nirmala UI" w:cs="Nirmala UI"/>
-          <w:kern w:val="0"/>
-          <w:sz w:val="24"/>
-          <w:szCs w:val="24"/>
-          <w14:ligatures w14:val="none"/>
-        </w:rPr>
-        <w:t>এর</w:t>
-      </w:r>
-      <w:proofErr w:type="spellEnd"/>
-      <w:r>
-        <w:rPr>
-          <w:rFonts w:ascii="Times New Roman" w:eastAsia="Times New Roman" w:hAnsi="Times New Roman" w:cs="Times New Roman"/>
-          <w:kern w:val="0"/>
-          <w:sz w:val="24"/>
-          <w:szCs w:val="24"/>
-          <w14:ligatures w14:val="none"/>
-        </w:rPr>
-        <w:t xml:space="preserve"> </w:t>
-      </w:r>
-      <w:proofErr w:type="spellStart"/>
-      <w:r>
-        <w:rPr>
-          <w:rFonts w:ascii="Nirmala UI" w:eastAsia="Times New Roman" w:hAnsi="Nirmala UI" w:cs="Nirmala UI"/>
-          <w:kern w:val="0"/>
-          <w:sz w:val="24"/>
-          <w:szCs w:val="24"/>
-          <w14:ligatures w14:val="none"/>
-        </w:rPr>
-        <w:t>সব</w:t>
-      </w:r>
-      <w:proofErr w:type="spellEnd"/>
-      <w:r>
-        <w:rPr>
-          <w:rFonts w:ascii="Times New Roman" w:eastAsia="Times New Roman" w:hAnsi="Times New Roman" w:cs="Times New Roman"/>
-          <w:kern w:val="0"/>
-          <w:sz w:val="24"/>
-          <w:szCs w:val="24"/>
-          <w14:ligatures w14:val="none"/>
-        </w:rPr>
-        <w:t xml:space="preserve"> functionality verify </w:t>
-      </w:r>
-      <w:proofErr w:type="spellStart"/>
-      <w:r>
-        <w:rPr>
-          <w:rFonts w:ascii="Nirmala UI" w:eastAsia="Times New Roman" w:hAnsi="Nirmala UI" w:cs="Nirmala UI"/>
-          <w:kern w:val="0"/>
-          <w:sz w:val="24"/>
-          <w:szCs w:val="24"/>
-          <w14:ligatures w14:val="none"/>
-        </w:rPr>
-        <w:t>করা</w:t>
-      </w:r>
-      <w:proofErr w:type="spellEnd"/>
-    </w:p>
-    <w:p>
-      <w:pPr>
-        <w:numPr>
-          <w:ilvl w:val="0"/>
-          <w:numId w:val="1"/>
-        </w:numPr>
-        <w:spacing w:before="100" w:beforeAutospacing="1" w:after="100" w:afterAutospacing="1" w:line="240" w:lineRule="auto"/>
-        <w:rPr>
-          <w:rFonts w:ascii="Times New Roman" w:eastAsia="Times New Roman" w:hAnsi="Times New Roman" w:cs="Times New Roman"/>
-          <w:kern w:val="0"/>
-          <w:sz w:val="24"/>
-          <w:szCs w:val="24"/>
-          <w14:ligatures w14:val="none"/>
-        </w:rPr>
-      </w:pPr>
-      <w:r>
-        <w:rPr>
-          <w:rFonts w:ascii="Times New Roman" w:eastAsia="Times New Roman" w:hAnsi="Times New Roman" w:cs="Times New Roman"/>
-          <w:kern w:val="0"/>
-          <w:sz w:val="24"/>
-          <w:szCs w:val="24"/>
-          <w14:ligatures w14:val="none"/>
-        </w:rPr>
-        <w:t xml:space="preserve">bug identify </w:t>
-      </w:r>
-      <w:proofErr w:type="spellStart"/>
-      <w:r>
-        <w:rPr>
-          <w:rFonts w:ascii="Nirmala UI" w:eastAsia="Times New Roman" w:hAnsi="Nirmala UI" w:cs="Nirmala UI"/>
-          <w:kern w:val="0"/>
-          <w:sz w:val="24"/>
-          <w:szCs w:val="24"/>
-          <w14:ligatures w14:val="none"/>
-        </w:rPr>
-        <w:t>করা</w:t>
-      </w:r>
-      <w:proofErr w:type="spellEnd"/>
-    </w:p>
-    <w:p>
-      <w:pPr>
-        <w:numPr>
-          <w:ilvl w:val="0"/>
-          <w:numId w:val="1"/>
-        </w:numPr>
-        <w:spacing w:before="100" w:beforeAutospacing="1" w:after="100" w:afterAutospacing="1" w:line="240" w:lineRule="auto"/>
-        <w:rPr>
-          <w:rFonts w:ascii="Times New Roman" w:eastAsia="Times New Roman" w:hAnsi="Times New Roman" w:cs="Times New Roman"/>
-          <w:kern w:val="0"/>
-          <w:sz w:val="24"/>
-          <w:szCs w:val="24"/>
-          <w14:ligatures w14:val="none"/>
-        </w:rPr>
-      </w:pPr>
-      <w:r>
-        <w:rPr>
-          <w:rFonts w:ascii="Times New Roman" w:eastAsia="Times New Roman" w:hAnsi="Times New Roman" w:cs="Times New Roman"/>
-          <w:kern w:val="0"/>
-          <w:sz w:val="24"/>
-          <w:szCs w:val="24"/>
-          <w14:ligatures w14:val="none"/>
-        </w:rPr>
-        <w:t xml:space="preserve">application stable </w:t>
-      </w:r>
-      <w:proofErr w:type="spellStart"/>
-      <w:r>
-        <w:rPr>
-          <w:rFonts w:ascii="Nirmala UI" w:eastAsia="Times New Roman" w:hAnsi="Nirmala UI" w:cs="Nirmala UI"/>
-          <w:kern w:val="0"/>
-          <w:sz w:val="24"/>
-          <w:szCs w:val="24"/>
-          <w14:ligatures w14:val="none"/>
-        </w:rPr>
-        <w:t>কিনা</w:t>
-      </w:r>
-      <w:proofErr w:type="spellEnd"/>
-      <w:r>
-        <w:rPr>
-          <w:rFonts w:ascii="Times New Roman" w:eastAsia="Times New Roman" w:hAnsi="Times New Roman" w:cs="Times New Roman"/>
-          <w:kern w:val="0"/>
-          <w:sz w:val="24"/>
-          <w:szCs w:val="24"/>
-          <w14:ligatures w14:val="none"/>
-        </w:rPr>
-        <w:t xml:space="preserve"> </w:t>
-      </w:r>
-      <w:proofErr w:type="spellStart"/>
-      <w:r>
-        <w:rPr>
-          <w:rFonts w:ascii="Nirmala UI" w:eastAsia="Times New Roman" w:hAnsi="Nirmala UI" w:cs="Nirmala UI"/>
-          <w:kern w:val="0"/>
-          <w:sz w:val="24"/>
-          <w:szCs w:val="24"/>
-          <w14:ligatures w14:val="none"/>
-        </w:rPr>
-        <w:t>নিশ্চিত</w:t>
-      </w:r>
-      <w:proofErr w:type="spellEnd"/>
-      <w:r>
-        <w:rPr>
-          <w:rFonts w:ascii="Times New Roman" w:eastAsia="Times New Roman" w:hAnsi="Times New Roman" w:cs="Times New Roman"/>
-          <w:kern w:val="0"/>
-          <w:sz w:val="24"/>
-          <w:szCs w:val="24"/>
-          <w14:ligatures w14:val="none"/>
-        </w:rPr>
-        <w:t xml:space="preserve"> </w:t>
-      </w:r>
-      <w:proofErr w:type="spellStart"/>
-      <w:r>
-        <w:rPr>
-          <w:rFonts w:ascii="Nirmala UI" w:eastAsia="Times New Roman" w:hAnsi="Nirmala UI" w:cs="Nirmala UI"/>
-          <w:kern w:val="0"/>
-          <w:sz w:val="24"/>
-          <w:szCs w:val="24"/>
-          <w14:ligatures w14:val="none"/>
-        </w:rPr>
-        <w:t>করা</w:t>
-      </w:r>
-      <w:proofErr w:type="spellEnd"/>
-    </w:p>
-    <w:p>
-      <w:pPr>
-        <w:spacing w:after="0" w:line="240" w:lineRule="auto"/>
-        <w:rPr>
-          <w:rFonts w:ascii="Times New Roman" w:eastAsia="Times New Roman" w:hAnsi="Times New Roman" w:cs="Times New Roman"/>
-          <w:kern w:val="0"/>
-          <w:sz w:val="24"/>
-          <w:szCs w:val="24"/>
-          <w14:ligatures w14:val="none"/>
-        </w:rPr>
-      </w:pPr>
-      <w:r>
-        <w:rPr>
-          <w:rFonts w:ascii="Times New Roman" w:eastAsia="Times New Roman" w:hAnsi="Times New Roman" w:cs="Times New Roman"/>
-          <w:kern w:val="0"/>
-          <w:sz w:val="24"/>
-          <w:szCs w:val="24"/>
-          <w14:ligatures w14:val="none"/>
-        </w:rPr>
-        <w:pict>
-          <v:rect id="_x0000_i1027" style="width:0;height:1.5pt" o:hralign="center" o:hrstd="t" o:hr="t" fillcolor="#a0a0a0" stroked="f"/>
-        </w:pict>
-      </w:r>
-    </w:p>
-    <w:p>
-      <w:pPr>
-        <w:spacing w:before="100" w:beforeAutospacing="1" w:after="100" w:afterAutospacing="1" w:line="240" w:lineRule="auto"/>
-        <w:outlineLvl w:val="1"/>
-        <w:rPr>
-          <w:rFonts w:ascii="Times New Roman" w:eastAsia="Times New Roman" w:hAnsi="Times New Roman" w:cs="Times New Roman"/>
-          <w:b/>
-          <w:bCs/>
-          <w:kern w:val="0"/>
-          <w:sz w:val="36"/>
-          <w:szCs w:val="36"/>
-          <w14:ligatures w14:val="none"/>
-        </w:rPr>
-      </w:pPr>
-      <w:proofErr w:type="gramStart"/>
-      <w:r>
-        <w:rPr>
-          <w:rFonts w:ascii="Times New Roman" w:eastAsia="Times New Roman" w:hAnsi="Times New Roman" w:cs="Times New Roman"/>
-          <w:b/>
-          <w:bCs/>
-          <w:kern w:val="0"/>
-          <w:sz w:val="36"/>
-          <w:szCs w:val="36"/>
-          <w14:ligatures w14:val="none"/>
-        </w:rPr>
-        <w:t>🧩 2.</w:t>
-      </w:r>
-      <w:proofErr w:type="gramEnd"/>
-      <w:r>
-        <w:rPr>
-          <w:rFonts w:ascii="Times New Roman" w:eastAsia="Times New Roman" w:hAnsi="Times New Roman" w:cs="Times New Roman"/>
-          <w:b/>
-          <w:bCs/>
-          <w:kern w:val="0"/>
-          <w:sz w:val="36"/>
-          <w:szCs w:val="36"/>
-          <w14:ligatures w14:val="none"/>
-        </w:rPr>
-        <w:t xml:space="preserve"> Scope</w:t>
-      </w:r>
-    </w:p>
-    <w:p>
-      <w:pPr>
-        <w:spacing w:before="100" w:beforeAutospacing="1" w:after="100" w:afterAutospacing="1" w:line="240" w:lineRule="auto"/>
-        <w:outlineLvl w:val="2"/>
-        <w:rPr>
-          <w:rFonts w:ascii="Times New Roman" w:eastAsia="Times New Roman" w:hAnsi="Times New Roman" w:cs="Times New Roman"/>
-          <w:b/>
-          <w:bCs/>
-          <w:kern w:val="0"/>
           <w:sz w:val="27"/>
           <w:szCs w:val="27"/>
           <w14:ligatures w14:val="none"/>
         </w:rPr>
-      </w:pPr>
-      <w:r>
-        <w:rPr>
-          <w:rFonts w:ascii="Times New Roman" w:eastAsia="Times New Roman" w:hAnsi="Times New Roman" w:cs="Times New Roman"/>
-          <w:b/>
-          <w:bCs/>
-          <w:kern w:val="0"/>
-          <w:sz w:val="27"/>
-          <w:szCs w:val="27"/>
-          <w14:ligatures w14:val="none"/>
-        </w:rPr>
-        <w:t xml:space="preserve">✅ </w:t>
-      </w:r>
-      <w:proofErr w:type="gramStart"/>
-      <w:r>
-        <w:rPr>
-          <w:rFonts w:ascii="Times New Roman" w:eastAsia="Times New Roman" w:hAnsi="Times New Roman" w:cs="Times New Roman"/>
-          <w:b/>
-          <w:bCs/>
-          <w:kern w:val="0"/>
-          <w:sz w:val="27"/>
-          <w:szCs w:val="27"/>
-          <w14:ligatures w14:val="none"/>
-        </w:rPr>
-        <w:t>In</w:t>
-      </w:r>
-      <w:proofErr w:type="gramEnd"/>
-      <w:r>
-        <w:rPr>
-          <w:rFonts w:ascii="Times New Roman" w:eastAsia="Times New Roman" w:hAnsi="Times New Roman" w:cs="Times New Roman"/>
-          <w:b/>
-          <w:bCs/>
-          <w:kern w:val="0"/>
-          <w:sz w:val="27"/>
-          <w:szCs w:val="27"/>
-          <w14:ligatures w14:val="none"/>
-        </w:rPr>
-        <w:t xml:space="preserve"> Scope:</w:t>
+        <w:t>In Scope:</w:t>
       </w:r>
     </w:p>
     <w:p>
@@ -759,7 +440,7 @@
           <w:szCs w:val="27"/>
           <w14:ligatures w14:val="none"/>
         </w:rPr>
-        <w:t>❌ Out of Scope:</w:t>
+        <w:t>Out of Scope:</w:t>
       </w:r>
     </w:p>
     <w:p>
@@ -828,22 +509,6 @@
       <w:r>
         <w:rPr>
           <w:rFonts w:ascii="Times New Roman" w:eastAsia="Times New Roman" w:hAnsi="Times New Roman" w:cs="Times New Roman"/>
-          <w:kern w:val="0"/>
-          <w:sz w:val="24"/>
-          <w:szCs w:val="24"/>
-          <w14:ligatures w14:val="none"/>
-        </w:rPr>
-        <w:pict>
-          <v:rect id="_x0000_i1028" style="width:0;height:1.5pt" o:hralign="center" o:hrstd="t" o:hr="t" fillcolor="#a0a0a0" stroked="f"/>
-        </w:pict>
-      </w:r>
-    </w:p>
-    <w:p>
-      <w:pPr>
-        <w:spacing w:before="100" w:beforeAutospacing="1" w:after="100" w:afterAutospacing="1" w:line="240" w:lineRule="auto"/>
-        <w:outlineLvl w:val="1"/>
-        <w:rPr>
-          <w:rFonts w:ascii="Times New Roman" w:eastAsia="Times New Roman" w:hAnsi="Times New Roman" w:cs="Times New Roman"/>
           <w:b/>
           <w:bCs/>
           <w:kern w:val="0"/>
@@ -851,32 +516,7 @@
           <w:szCs w:val="36"/>
           <w14:ligatures w14:val="none"/>
         </w:rPr>
-      </w:pPr>
-      <w:proofErr w:type="gramStart"/>
-      <w:r>
-        <w:rPr>
-          <w:rFonts w:ascii="Times New Roman" w:eastAsia="Times New Roman" w:hAnsi="Times New Roman" w:cs="Times New Roman"/>
-          <w:b/>
-          <w:bCs/>
-          <w:kern w:val="0"/>
-          <w:sz w:val="36"/>
-          <w:szCs w:val="36"/>
-          <w14:ligatures w14:val="none"/>
-        </w:rPr>
-        <w:t>🖥 3.</w:t>
-      </w:r>
-      <w:proofErr w:type="gramEnd"/>
-      <w:r>
-        <w:rPr>
-          <w:rFonts w:ascii="Times New Roman" w:eastAsia="Times New Roman" w:hAnsi="Times New Roman" w:cs="Times New Roman"/>
-          <w:b/>
-          <w:bCs/>
-          <w:kern w:val="0"/>
-          <w:sz w:val="36"/>
-          <w:szCs w:val="36"/>
-          <w14:ligatures w14:val="none"/>
-        </w:rPr>
-        <w:t xml:space="preserve"> Test Environment</w:t>
+        <w:t>3. Test Environment</w:t>
       </w:r>
     </w:p>
     <w:tbl>
@@ -1149,7 +789,6 @@
                 <w:szCs w:val="24"/>
                 <w14:ligatures w14:val="none"/>
               </w:rPr>
-              <w:lastRenderedPageBreak/>
               <w:t>Browser</w:t>
             </w:r>
           </w:p>
@@ -1244,31 +883,6 @@
         <w:spacing w:after="0" w:line="240" w:lineRule="auto"/>
         <w:rPr>
           <w:rFonts w:ascii="Times New Roman" w:eastAsia="Times New Roman" w:hAnsi="Times New Roman" w:cs="Times New Roman"/>
-          <w:kern w:val="0"/>
-          <w:sz w:val="24"/>
-          <w:szCs w:val="24"/>
-          <w14:ligatures w14:val="none"/>
-        </w:rPr>
-      </w:pPr>
-      <w:r>
-        <w:rPr>
-          <w:rFonts w:ascii="Times New Roman" w:eastAsia="Times New Roman" w:hAnsi="Times New Roman" w:cs="Times New Roman"/>
-          <w:kern w:val="0"/>
-          <w:sz w:val="24"/>
-          <w:szCs w:val="24"/>
-          <w14:ligatures w14:val="none"/>
-        </w:rPr>
-        <w:pict>
-          <v:rect id="_x0000_i1029" style="width:0;height:1.5pt" o:hralign="center" o:hrstd="t" o:hr="t" fillcolor="#a0a0a0" stroked="f"/>
-        </w:pict>
-      </w:r>
-    </w:p>
-    <w:p>
-      <w:pPr>
-        <w:spacing w:before="100" w:beforeAutospacing="1" w:after="100" w:afterAutospacing="1" w:line="240" w:lineRule="auto"/>
-        <w:outlineLvl w:val="1"/>
-        <w:rPr>
-          <w:rFonts w:ascii="Times New Roman" w:eastAsia="Times New Roman" w:hAnsi="Times New Roman" w:cs="Times New Roman"/>
           <w:b/>
           <w:bCs/>
           <w:kern w:val="0"/>
@@ -1277,7 +891,18 @@
           <w14:ligatures w14:val="none"/>
         </w:rPr>
       </w:pPr>
-      <w:proofErr w:type="gramStart"/>
+    </w:p>
+    <w:p>
+      <w:pPr>
+        <w:spacing w:after="0" w:line="240" w:lineRule="auto"/>
+        <w:rPr>
+          <w:rFonts w:ascii="Times New Roman" w:eastAsia="Times New Roman" w:hAnsi="Times New Roman" w:cs="Times New Roman"/>
+          <w:kern w:val="0"/>
+          <w:sz w:val="24"/>
+          <w:szCs w:val="24"/>
+          <w14:ligatures w14:val="none"/>
+        </w:rPr>
+      </w:pPr>
       <w:r>
         <w:rPr>
           <w:rFonts w:ascii="Times New Roman" w:eastAsia="Times New Roman" w:hAnsi="Times New Roman" w:cs="Times New Roman"/>
@@ -1288,20 +913,7 @@
           <w:szCs w:val="36"/>
           <w14:ligatures w14:val="none"/>
         </w:rPr>
-        <w:t>🧪 4.</w:t>
-      </w:r>
-      <w:proofErr w:type="gramEnd"/>
-      <w:r>
-        <w:rPr>
-          <w:rFonts w:ascii="Times New Roman" w:eastAsia="Times New Roman" w:hAnsi="Times New Roman" w:cs="Times New Roman"/>
-          <w:b/>
-          <w:bCs/>
-          <w:kern w:val="0"/>
-          <w:sz w:val="36"/>
-          <w:szCs w:val="36"/>
-          <w14:ligatures w14:val="none"/>
-        </w:rPr>
-        <w:t xml:space="preserve"> Test Types</w:t>
+        <w:t>4. Test Types</w:t>
       </w:r>
     </w:p>
     <w:p>
@@ -1431,6 +1043,7 @@
           <w:szCs w:val="24"/>
           <w14:ligatures w14:val="none"/>
         </w:rPr>
+        <w:lastRenderedPageBreak/>
         <w:t>Regression Testing</w:t>
       </w:r>
     </w:p>
@@ -1448,22 +1061,6 @@
       <w:r>
         <w:rPr>
           <w:rFonts w:ascii="Times New Roman" w:eastAsia="Times New Roman" w:hAnsi="Times New Roman" w:cs="Times New Roman"/>
-          <w:kern w:val="0"/>
-          <w:sz w:val="24"/>
-          <w:szCs w:val="24"/>
-          <w14:ligatures w14:val="none"/>
-        </w:rPr>
-        <w:pict>
-          <v:rect id="_x0000_i1030" style="width:0;height:1.5pt" o:hralign="center" o:hrstd="t" o:hr="t" fillcolor="#a0a0a0" stroked="f"/>
-        </w:pict>
-      </w:r>
-    </w:p>
-    <w:p>
-      <w:pPr>
-        <w:spacing w:before="100" w:beforeAutospacing="1" w:after="100" w:afterAutospacing="1" w:line="240" w:lineRule="auto"/>
-        <w:outlineLvl w:val="1"/>
-        <w:rPr>
-          <w:rFonts w:ascii="Times New Roman" w:eastAsia="Times New Roman" w:hAnsi="Times New Roman" w:cs="Times New Roman"/>
           <w:b/>
           <w:bCs/>
           <w:kern w:val="0"/>
@@ -1471,9 +1068,78 @@
           <w:szCs w:val="36"/>
           <w14:ligatures w14:val="none"/>
         </w:rPr>
-      </w:pPr>
-      <w:proofErr w:type="gramStart"/>
+        <w:t>5. Test Strategy</w:t>
+      </w:r>
+    </w:p>
+    <w:p>
+      <w:pPr>
+        <w:spacing w:after="0" w:line="240" w:lineRule="auto"/>
+        <w:rPr>
+          <w:rFonts w:ascii="Times New Roman" w:eastAsia="Times New Roman" w:hAnsi="Times New Roman" w:cs="Times New Roman"/>
+          <w:kern w:val="0"/>
+          <w:sz w:val="24"/>
+          <w:szCs w:val="24"/>
+          <w14:ligatures w14:val="none"/>
+        </w:rPr>
+      </w:pPr>
       <w:r>
+        <w:rPr>
+          <w:rFonts w:ascii="Times New Roman" w:eastAsia="Times New Roman" w:hAnsi="Times New Roman" w:cs="Times New Roman"/>
+          <w:kern w:val="0"/>
+          <w:sz w:val="24"/>
+          <w:szCs w:val="24"/>
+          <w14:ligatures w14:val="none"/>
+        </w:rPr>
+        <w:t>• Manual testing first</w:t>
+      </w:r>
+    </w:p>
+    <w:p>
+      <w:pPr>
+        <w:spacing w:after="0" w:line="240" w:lineRule="auto"/>
+        <w:rPr>
+          <w:rFonts w:ascii="Times New Roman" w:eastAsia="Times New Roman" w:hAnsi="Times New Roman" w:cs="Times New Roman"/>
+          <w:kern w:val="0"/>
+          <w:sz w:val="24"/>
+          <w:szCs w:val="24"/>
+          <w14:ligatures w14:val="none"/>
+        </w:rPr>
+      </w:pPr>
+      <w:r>
+        <w:rPr>
+          <w:rFonts w:ascii="Times New Roman" w:eastAsia="Times New Roman" w:hAnsi="Times New Roman" w:cs="Times New Roman"/>
+          <w:kern w:val="0"/>
+          <w:sz w:val="24"/>
+          <w:szCs w:val="24"/>
+          <w14:ligatures w14:val="none"/>
+        </w:rPr>
+        <w:t>• Then automation (optional – Playwright)</w:t>
+      </w:r>
+    </w:p>
+    <w:p>
+      <w:pPr>
+        <w:spacing w:after="0" w:line="240" w:lineRule="auto"/>
+        <w:rPr>
+          <w:rFonts w:ascii="Times New Roman" w:eastAsia="Times New Roman" w:hAnsi="Times New Roman" w:cs="Times New Roman"/>
+          <w:kern w:val="0"/>
+          <w:sz w:val="24"/>
+          <w:szCs w:val="24"/>
+          <w14:ligatures w14:val="none"/>
+        </w:rPr>
+      </w:pPr>
+      <w:r>
+        <w:rPr>
+          <w:rFonts w:ascii="Times New Roman" w:eastAsia="Times New Roman" w:hAnsi="Times New Roman" w:cs="Times New Roman"/>
+          <w:kern w:val="0"/>
+          <w:sz w:val="24"/>
+          <w:szCs w:val="24"/>
+          <w14:ligatures w14:val="none"/>
+        </w:rPr>
+        <w:t>• Positive + Negative test cases will be run</w:t>
+      </w:r>
+    </w:p>
+    <w:p>
+      <w:pPr>
+        <w:spacing w:after="0" w:line="240" w:lineRule="auto"/>
         <w:rPr>
           <w:rFonts w:ascii="Times New Roman" w:eastAsia="Times New Roman" w:hAnsi="Times New Roman" w:cs="Times New Roman"/>
           <w:b/>
@@ -1483,9 +1149,19 @@
           <w:szCs w:val="36"/>
           <w14:ligatures w14:val="none"/>
         </w:rPr>
-        <w:t>🧑‍💻 5.</w:t>
-      </w:r>
-      <w:proofErr w:type="gramEnd"/>
+      </w:pPr>
+    </w:p>
+    <w:p>
+      <w:pPr>
+        <w:spacing w:after="0" w:line="240" w:lineRule="auto"/>
+        <w:rPr>
+          <w:rFonts w:ascii="Times New Roman" w:eastAsia="Times New Roman" w:hAnsi="Times New Roman" w:cs="Times New Roman"/>
+          <w:kern w:val="0"/>
+          <w:sz w:val="24"/>
+          <w:szCs w:val="24"/>
+          <w14:ligatures w14:val="none"/>
+        </w:rPr>
+      </w:pPr>
       <w:r>
         <w:rPr>
           <w:rFonts w:ascii="Times New Roman" w:eastAsia="Times New Roman" w:hAnsi="Times New Roman" w:cs="Times New Roman"/>
@@ -1496,196 +1172,7 @@
           <w:szCs w:val="36"/>
           <w14:ligatures w14:val="none"/>
         </w:rPr>
-        <w:t xml:space="preserve"> Test Strategy</w:t>
-      </w:r>
-    </w:p>
-    <w:p>
-      <w:pPr>
-        <w:numPr>
-          <w:ilvl w:val="0"/>
-          <w:numId w:val="5"/>
-        </w:numPr>
-        <w:spacing w:before="100" w:beforeAutospacing="1" w:after="100" w:afterAutospacing="1" w:line="240" w:lineRule="auto"/>
-        <w:rPr>
-          <w:rFonts w:ascii="Times New Roman" w:eastAsia="Times New Roman" w:hAnsi="Times New Roman" w:cs="Times New Roman"/>
-          <w:kern w:val="0"/>
-          <w:sz w:val="24"/>
-          <w:szCs w:val="24"/>
-          <w14:ligatures w14:val="none"/>
-        </w:rPr>
-      </w:pPr>
-      <w:r>
-        <w:rPr>
-          <w:rFonts w:ascii="Times New Roman" w:eastAsia="Times New Roman" w:hAnsi="Times New Roman" w:cs="Times New Roman"/>
-          <w:kern w:val="0"/>
-          <w:sz w:val="24"/>
-          <w:szCs w:val="24"/>
-          <w14:ligatures w14:val="none"/>
-        </w:rPr>
-        <w:t>Manual testing first</w:t>
-      </w:r>
-    </w:p>
-    <w:p>
-      <w:pPr>
-        <w:numPr>
-          <w:ilvl w:val="0"/>
-          <w:numId w:val="5"/>
-        </w:numPr>
-        <w:spacing w:before="100" w:beforeAutospacing="1" w:after="100" w:afterAutospacing="1" w:line="240" w:lineRule="auto"/>
-        <w:rPr>
-          <w:rFonts w:ascii="Times New Roman" w:eastAsia="Times New Roman" w:hAnsi="Times New Roman" w:cs="Times New Roman"/>
-          <w:kern w:val="0"/>
-          <w:sz w:val="24"/>
-          <w:szCs w:val="24"/>
-          <w14:ligatures w14:val="none"/>
-        </w:rPr>
-      </w:pPr>
-      <w:proofErr w:type="spellStart"/>
-      <w:r>
-        <w:rPr>
-          <w:rFonts w:ascii="Nirmala UI" w:eastAsia="Times New Roman" w:hAnsi="Nirmala UI" w:cs="Nirmala UI"/>
-          <w:kern w:val="0"/>
-          <w:sz w:val="24"/>
-          <w:szCs w:val="24"/>
-          <w14:ligatures w14:val="none"/>
-        </w:rPr>
-        <w:t>তারপর</w:t>
-      </w:r>
-      <w:proofErr w:type="spellEnd"/>
-      <w:r>
-        <w:rPr>
-          <w:rFonts w:ascii="Times New Roman" w:eastAsia="Times New Roman" w:hAnsi="Times New Roman" w:cs="Times New Roman"/>
-          <w:kern w:val="0"/>
-          <w:sz w:val="24"/>
-          <w:szCs w:val="24"/>
-          <w14:ligatures w14:val="none"/>
-        </w:rPr>
-        <w:t xml:space="preserve"> automation (optional – Playwright)</w:t>
-      </w:r>
-    </w:p>
-    <w:p>
-      <w:pPr>
-        <w:numPr>
-          <w:ilvl w:val="0"/>
-          <w:numId w:val="5"/>
-        </w:numPr>
-        <w:spacing w:before="100" w:beforeAutospacing="1" w:after="100" w:afterAutospacing="1" w:line="240" w:lineRule="auto"/>
-        <w:rPr>
-          <w:rFonts w:ascii="Times New Roman" w:eastAsia="Times New Roman" w:hAnsi="Times New Roman" w:cs="Times New Roman"/>
-          <w:kern w:val="0"/>
-          <w:sz w:val="24"/>
-          <w:szCs w:val="24"/>
-          <w14:ligatures w14:val="none"/>
-        </w:rPr>
-      </w:pPr>
-      <w:r>
-        <w:rPr>
-          <w:rFonts w:ascii="Times New Roman" w:eastAsia="Times New Roman" w:hAnsi="Times New Roman" w:cs="Times New Roman"/>
-          <w:kern w:val="0"/>
-          <w:sz w:val="24"/>
-          <w:szCs w:val="24"/>
-          <w14:ligatures w14:val="none"/>
-        </w:rPr>
-        <w:t xml:space="preserve">Positive + Negative test case run </w:t>
-      </w:r>
-      <w:proofErr w:type="spellStart"/>
-      <w:r>
-        <w:rPr>
-          <w:rFonts w:ascii="Nirmala UI" w:eastAsia="Times New Roman" w:hAnsi="Nirmala UI" w:cs="Nirmala UI"/>
-          <w:kern w:val="0"/>
-          <w:sz w:val="24"/>
-          <w:szCs w:val="24"/>
-          <w14:ligatures w14:val="none"/>
-        </w:rPr>
-        <w:t>করা</w:t>
-      </w:r>
-      <w:proofErr w:type="spellEnd"/>
-      <w:r>
-        <w:rPr>
-          <w:rFonts w:ascii="Times New Roman" w:eastAsia="Times New Roman" w:hAnsi="Times New Roman" w:cs="Times New Roman"/>
-          <w:kern w:val="0"/>
-          <w:sz w:val="24"/>
-          <w:szCs w:val="24"/>
-          <w14:ligatures w14:val="none"/>
-        </w:rPr>
-        <w:t xml:space="preserve"> </w:t>
-      </w:r>
-      <w:proofErr w:type="spellStart"/>
-      <w:r>
-        <w:rPr>
-          <w:rFonts w:ascii="Nirmala UI" w:eastAsia="Times New Roman" w:hAnsi="Nirmala UI" w:cs="Nirmala UI"/>
-          <w:kern w:val="0"/>
-          <w:sz w:val="24"/>
-          <w:szCs w:val="24"/>
-          <w14:ligatures w14:val="none"/>
-        </w:rPr>
-        <w:t>হবে</w:t>
-      </w:r>
-      <w:proofErr w:type="spellEnd"/>
-    </w:p>
-    <w:p>
-      <w:pPr>
-        <w:spacing w:after="0" w:line="240" w:lineRule="auto"/>
-        <w:rPr>
-          <w:rFonts w:ascii="Times New Roman" w:eastAsia="Times New Roman" w:hAnsi="Times New Roman" w:cs="Times New Roman"/>
-          <w:kern w:val="0"/>
-          <w:sz w:val="24"/>
-          <w:szCs w:val="24"/>
-          <w14:ligatures w14:val="none"/>
-        </w:rPr>
-      </w:pPr>
-      <w:r>
-        <w:rPr>
-          <w:rFonts w:ascii="Times New Roman" w:eastAsia="Times New Roman" w:hAnsi="Times New Roman" w:cs="Times New Roman"/>
-          <w:kern w:val="0"/>
-          <w:sz w:val="24"/>
-          <w:szCs w:val="24"/>
-          <w14:ligatures w14:val="none"/>
-        </w:rPr>
-        <w:pict>
-          <v:rect id="_x0000_i1031" style="width:0;height:1.5pt" o:hralign="center" o:hrstd="t" o:hr="t" fillcolor="#a0a0a0" stroked="f"/>
-        </w:pict>
-      </w:r>
-    </w:p>
-    <w:p>
-      <w:pPr>
-        <w:spacing w:before="100" w:beforeAutospacing="1" w:after="100" w:afterAutospacing="1" w:line="240" w:lineRule="auto"/>
-        <w:outlineLvl w:val="1"/>
-        <w:rPr>
-          <w:rFonts w:ascii="Times New Roman" w:eastAsia="Times New Roman" w:hAnsi="Times New Roman" w:cs="Times New Roman"/>
-          <w:b/>
-          <w:bCs/>
-          <w:kern w:val="0"/>
-          <w:sz w:val="36"/>
-          <w:szCs w:val="36"/>
-          <w14:ligatures w14:val="none"/>
-        </w:rPr>
-      </w:pPr>
-      <w:proofErr w:type="gramStart"/>
-      <w:r>
-        <w:rPr>
-          <w:rFonts w:ascii="Times New Roman" w:eastAsia="Times New Roman" w:hAnsi="Times New Roman" w:cs="Times New Roman"/>
-          <w:b/>
-          <w:bCs/>
-          <w:kern w:val="0"/>
-          <w:sz w:val="36"/>
-          <w:szCs w:val="36"/>
-          <w14:ligatures w14:val="none"/>
-        </w:rPr>
-        <w:t>📋 6.</w:t>
-      </w:r>
-      <w:proofErr w:type="gramEnd"/>
-      <w:r>
-        <w:rPr>
-          <w:rFonts w:ascii="Times New Roman" w:eastAsia="Times New Roman" w:hAnsi="Times New Roman" w:cs="Times New Roman"/>
-          <w:b/>
-          <w:bCs/>
-          <w:kern w:val="0"/>
-          <w:sz w:val="36"/>
-          <w:szCs w:val="36"/>
-          <w14:ligatures w14:val="none"/>
-        </w:rPr>
-        <w:t xml:space="preserve"> Test Deliverables</w:t>
+        <w:t>6. Test Deliverables</w:t>
       </w:r>
     </w:p>
     <w:p>
@@ -1780,22 +1267,6 @@
       <w:r>
         <w:rPr>
           <w:rFonts w:ascii="Times New Roman" w:eastAsia="Times New Roman" w:hAnsi="Times New Roman" w:cs="Times New Roman"/>
-          <w:kern w:val="0"/>
-          <w:sz w:val="24"/>
-          <w:szCs w:val="24"/>
-          <w14:ligatures w14:val="none"/>
-        </w:rPr>
-        <w:pict>
-          <v:rect id="_x0000_i1032" style="width:0;height:1.5pt" o:hralign="center" o:hrstd="t" o:hr="t" fillcolor="#a0a0a0" stroked="f"/>
-        </w:pict>
-      </w:r>
-    </w:p>
-    <w:p>
-      <w:pPr>
-        <w:spacing w:before="100" w:beforeAutospacing="1" w:after="100" w:afterAutospacing="1" w:line="240" w:lineRule="auto"/>
-        <w:outlineLvl w:val="1"/>
-        <w:rPr>
-          <w:rFonts w:ascii="Times New Roman" w:eastAsia="Times New Roman" w:hAnsi="Times New Roman" w:cs="Times New Roman"/>
           <w:b/>
           <w:bCs/>
           <w:kern w:val="0"/>
@@ -1803,32 +1274,7 @@
           <w:szCs w:val="36"/>
           <w14:ligatures w14:val="none"/>
         </w:rPr>
-      </w:pPr>
-      <w:proofErr w:type="gramStart"/>
-      <w:r>
-        <w:rPr>
-          <w:rFonts w:ascii="Times New Roman" w:eastAsia="Times New Roman" w:hAnsi="Times New Roman" w:cs="Times New Roman"/>
-          <w:b/>
-          <w:bCs/>
-          <w:kern w:val="0"/>
-          <w:sz w:val="36"/>
-          <w:szCs w:val="36"/>
-          <w14:ligatures w14:val="none"/>
-        </w:rPr>
-        <w:t>⏰ 7.</w:t>
-      </w:r>
-      <w:proofErr w:type="gramEnd"/>
-      <w:r>
-        <w:rPr>
-          <w:rFonts w:ascii="Times New Roman" w:eastAsia="Times New Roman" w:hAnsi="Times New Roman" w:cs="Times New Roman"/>
-          <w:b/>
-          <w:bCs/>
-          <w:kern w:val="0"/>
-          <w:sz w:val="36"/>
-          <w:szCs w:val="36"/>
-          <w14:ligatures w14:val="none"/>
-        </w:rPr>
-        <w:t xml:space="preserve"> Timeline (Example)</w:t>
+        <w:t>7. Timeline (Example)</w:t>
       </w:r>
     </w:p>
     <w:tbl>
@@ -2018,8 +1464,6 @@
             </w:r>
           </w:p>
         </w:tc>
-        <w:bookmarkStart w:id="0" w:name="_GoBack"/>
-        <w:bookmarkEnd w:id="0"/>
       </w:tr>
       <w:tr>
         <w:tc>
@@ -2139,31 +1583,6 @@
         <w:spacing w:after="0" w:line="240" w:lineRule="auto"/>
         <w:rPr>
           <w:rFonts w:ascii="Times New Roman" w:eastAsia="Times New Roman" w:hAnsi="Times New Roman" w:cs="Times New Roman"/>
-          <w:kern w:val="0"/>
-          <w:sz w:val="24"/>
-          <w:szCs w:val="24"/>
-          <w14:ligatures w14:val="none"/>
-        </w:rPr>
-      </w:pPr>
-      <w:r>
-        <w:rPr>
-          <w:rFonts w:ascii="Times New Roman" w:eastAsia="Times New Roman" w:hAnsi="Times New Roman" w:cs="Times New Roman"/>
-          <w:kern w:val="0"/>
-          <w:sz w:val="24"/>
-          <w:szCs w:val="24"/>
-          <w14:ligatures w14:val="none"/>
-        </w:rPr>
-        <w:pict>
-          <v:rect id="_x0000_i1033" style="width:0;height:1.5pt" o:hralign="center" o:hrstd="t" o:hr="t" fillcolor="#a0a0a0" stroked="f"/>
-        </w:pict>
-      </w:r>
-    </w:p>
-    <w:p>
-      <w:pPr>
-        <w:spacing w:before="100" w:beforeAutospacing="1" w:after="100" w:afterAutospacing="1" w:line="240" w:lineRule="auto"/>
-        <w:outlineLvl w:val="1"/>
-        <w:rPr>
-          <w:rFonts w:ascii="Times New Roman" w:eastAsia="Times New Roman" w:hAnsi="Times New Roman" w:cs="Times New Roman"/>
           <w:b/>
           <w:bCs/>
           <w:kern w:val="0"/>
@@ -2172,7 +1591,18 @@
           <w14:ligatures w14:val="none"/>
         </w:rPr>
       </w:pPr>
-      <w:proofErr w:type="gramStart"/>
+    </w:p>
+    <w:p>
+      <w:pPr>
+        <w:spacing w:after="0" w:line="240" w:lineRule="auto"/>
+        <w:rPr>
+          <w:rFonts w:ascii="Times New Roman" w:eastAsia="Times New Roman" w:hAnsi="Times New Roman" w:cs="Times New Roman"/>
+          <w:kern w:val="0"/>
+          <w:sz w:val="24"/>
+          <w:szCs w:val="24"/>
+          <w14:ligatures w14:val="none"/>
+        </w:rPr>
+      </w:pPr>
       <w:r>
         <w:rPr>
           <w:rFonts w:ascii="Times New Roman" w:eastAsia="Times New Roman" w:hAnsi="Times New Roman" w:cs="Times New Roman"/>
@@ -2183,20 +1613,7 @@
           <w:szCs w:val="36"/>
           <w14:ligatures w14:val="none"/>
         </w:rPr>
-        <w:t>⚠️ 8.</w:t>
-      </w:r>
-      <w:proofErr w:type="gramEnd"/>
-      <w:r>
-        <w:rPr>
-          <w:rFonts w:ascii="Times New Roman" w:eastAsia="Times New Roman" w:hAnsi="Times New Roman" w:cs="Times New Roman"/>
-          <w:b/>
-          <w:bCs/>
-          <w:kern w:val="0"/>
-          <w:sz w:val="36"/>
-          <w:szCs w:val="36"/>
-          <w14:ligatures w14:val="none"/>
-        </w:rPr>
-        <w:t xml:space="preserve"> Risks</w:t>
+        <w:t>8. Risks</w:t>
       </w:r>
     </w:p>
     <w:p>
@@ -2274,7 +1691,6 @@
           <w:szCs w:val="24"/>
           <w14:ligatures w14:val="none"/>
         </w:rPr>
-        <w:lastRenderedPageBreak/>
         <w:t>Unauthorized access issue</w:t>
       </w:r>
     </w:p>
@@ -2292,22 +1708,6 @@
       <w:r>
         <w:rPr>
           <w:rFonts w:ascii="Times New Roman" w:eastAsia="Times New Roman" w:hAnsi="Times New Roman" w:cs="Times New Roman"/>
-          <w:kern w:val="0"/>
-          <w:sz w:val="24"/>
-          <w:szCs w:val="24"/>
-          <w14:ligatures w14:val="none"/>
-        </w:rPr>
-        <w:pict>
-          <v:rect id="_x0000_i1034" style="width:0;height:1.5pt" o:hralign="center" o:hrstd="t" o:hr="t" fillcolor="#a0a0a0" stroked="f"/>
-        </w:pict>
-      </w:r>
-    </w:p>
-    <w:p>
-      <w:pPr>
-        <w:spacing w:before="100" w:beforeAutospacing="1" w:after="100" w:afterAutospacing="1" w:line="240" w:lineRule="auto"/>
-        <w:outlineLvl w:val="1"/>
-        <w:rPr>
-          <w:rFonts w:ascii="Times New Roman" w:eastAsia="Times New Roman" w:hAnsi="Times New Roman" w:cs="Times New Roman"/>
           <w:b/>
           <w:bCs/>
           <w:kern w:val="0"/>
@@ -2315,40 +1715,55 @@
           <w:szCs w:val="36"/>
           <w14:ligatures w14:val="none"/>
         </w:rPr>
-      </w:pPr>
-      <w:proofErr w:type="gramStart"/>
+        <w:t>9. Exit Criteria</w:t>
+      </w:r>
+    </w:p>
+    <w:p>
+      <w:pPr>
+        <w:spacing w:before="100" w:beforeAutospacing="1" w:after="100" w:afterAutospacing="1" w:line="240" w:lineRule="auto"/>
+        <w:rPr>
+          <w:rFonts w:ascii="Times New Roman" w:eastAsia="Times New Roman" w:hAnsi="Times New Roman" w:cs="Times New Roman"/>
+          <w:kern w:val="0"/>
+          <w:sz w:val="24"/>
+          <w:szCs w:val="24"/>
+          <w14:ligatures w14:val="none"/>
+        </w:rPr>
+      </w:pPr>
       <w:r>
         <w:rPr>
           <w:rFonts w:ascii="Times New Roman" w:eastAsia="Times New Roman" w:hAnsi="Times New Roman" w:cs="Times New Roman"/>
-          <w:b/>
-          <w:bCs/>
-          <w:kern w:val="0"/>
-          <w:sz w:val="36"/>
-          <w:szCs w:val="36"/>
-          <w14:ligatures w14:val="none"/>
-        </w:rPr>
-        <w:t>✅ 9.</w:t>
+          <w:kern w:val="0"/>
+          <w:sz w:val="24"/>
+          <w:szCs w:val="24"/>
+          <w14:ligatures w14:val="none"/>
+        </w:rPr>
+        <w:t>• All critical test cases passed</w:t>
       </w:r>
-      <w:proofErr w:type="gramEnd"/>
+    </w:p>
+    <w:p>
+      <w:pPr>
+        <w:spacing w:before="100" w:beforeAutospacing="1" w:after="100" w:afterAutospacing="1" w:line="240" w:lineRule="auto"/>
+        <w:rPr>
+          <w:rFonts w:ascii="Times New Roman" w:eastAsia="Times New Roman" w:hAnsi="Times New Roman" w:cs="Times New Roman"/>
+          <w:kern w:val="0"/>
+          <w:sz w:val="24"/>
+          <w:szCs w:val="24"/>
+          <w14:ligatures w14:val="none"/>
+        </w:rPr>
+      </w:pPr>
       <w:r>
         <w:rPr>
           <w:rFonts w:ascii="Times New Roman" w:eastAsia="Times New Roman" w:hAnsi="Times New Roman" w:cs="Times New Roman"/>
-          <w:b/>
-          <w:bCs/>
-          <w:kern w:val="0"/>
-          <w:sz w:val="36"/>
-          <w:szCs w:val="36"/>
-          <w14:ligatures w14:val="none"/>
-        </w:rPr>
-        <w:t xml:space="preserve"> Exit Criteria</w:t>
+          <w:kern w:val="0"/>
+          <w:sz w:val="24"/>
+          <w:szCs w:val="24"/>
+          <w14:ligatures w14:val="none"/>
+        </w:rPr>
+        <w:t>• Major bug fixed</w:t>
       </w:r>
     </w:p>
     <w:p>
       <w:pPr>
-        <w:numPr>
-          <w:ilvl w:val="0"/>
-          <w:numId w:val="8"/>
-        </w:numPr>
         <w:spacing w:before="100" w:beforeAutospacing="1" w:after="100" w:afterAutospacing="1" w:line="240" w:lineRule="auto"/>
         <w:rPr>
           <w:rFonts w:ascii="Times New Roman" w:eastAsia="Times New Roman" w:hAnsi="Times New Roman" w:cs="Times New Roman"/>
@@ -2358,113 +1773,15 @@
           <w14:ligatures w14:val="none"/>
         </w:rPr>
       </w:pPr>
-      <w:proofErr w:type="spellStart"/>
       <w:r>
         <w:rPr>
-          <w:rFonts w:ascii="Nirmala UI" w:eastAsia="Times New Roman" w:hAnsi="Nirmala UI" w:cs="Nirmala UI"/>
-          <w:kern w:val="0"/>
-          <w:sz w:val="24"/>
-          <w:szCs w:val="24"/>
-          <w14:ligatures w14:val="none"/>
-        </w:rPr>
-        <w:t>সব</w:t>
-      </w:r>
-      <w:proofErr w:type="spellEnd"/>
-      <w:r>
-        <w:rPr>
-          <w:rFonts w:ascii="Times New Roman" w:eastAsia="Times New Roman" w:hAnsi="Times New Roman" w:cs="Times New Roman"/>
-          <w:kern w:val="0"/>
-          <w:sz w:val="24"/>
-          <w:szCs w:val="24"/>
-          <w14:ligatures w14:val="none"/>
-        </w:rPr>
-        <w:t xml:space="preserve"> critical test case pass</w:t>
-      </w:r>
-    </w:p>
-    <w:p>
-      <w:pPr>
-        <w:numPr>
-          <w:ilvl w:val="0"/>
-          <w:numId w:val="8"/>
-        </w:numPr>
-        <w:spacing w:before="100" w:beforeAutospacing="1" w:after="100" w:afterAutospacing="1" w:line="240" w:lineRule="auto"/>
-        <w:rPr>
-          <w:rFonts w:ascii="Times New Roman" w:eastAsia="Times New Roman" w:hAnsi="Times New Roman" w:cs="Times New Roman"/>
-          <w:kern w:val="0"/>
-          <w:sz w:val="24"/>
-          <w:szCs w:val="24"/>
-          <w14:ligatures w14:val="none"/>
-        </w:rPr>
-      </w:pPr>
-      <w:r>
-        <w:rPr>
-          <w:rFonts w:ascii="Times New Roman" w:eastAsia="Times New Roman" w:hAnsi="Times New Roman" w:cs="Times New Roman"/>
-          <w:kern w:val="0"/>
-          <w:sz w:val="24"/>
-          <w:szCs w:val="24"/>
-          <w14:ligatures w14:val="none"/>
-        </w:rPr>
-        <w:t xml:space="preserve">major bug fix </w:t>
-      </w:r>
-      <w:proofErr w:type="spellStart"/>
-      <w:r>
-        <w:rPr>
-          <w:rFonts w:ascii="Nirmala UI" w:eastAsia="Times New Roman" w:hAnsi="Nirmala UI" w:cs="Nirmala UI"/>
-          <w:kern w:val="0"/>
-          <w:sz w:val="24"/>
-          <w:szCs w:val="24"/>
-          <w14:ligatures w14:val="none"/>
-        </w:rPr>
-        <w:t>করা</w:t>
-      </w:r>
-      <w:proofErr w:type="spellEnd"/>
-      <w:r>
-        <w:rPr>
-          <w:rFonts w:ascii="Times New Roman" w:eastAsia="Times New Roman" w:hAnsi="Times New Roman" w:cs="Times New Roman"/>
-          <w:kern w:val="0"/>
-          <w:sz w:val="24"/>
-          <w:szCs w:val="24"/>
-          <w14:ligatures w14:val="none"/>
-        </w:rPr>
-        <w:t xml:space="preserve"> </w:t>
-      </w:r>
-      <w:proofErr w:type="spellStart"/>
-      <w:r>
-        <w:rPr>
-          <w:rFonts w:ascii="Nirmala UI" w:eastAsia="Times New Roman" w:hAnsi="Nirmala UI" w:cs="Nirmala UI"/>
-          <w:kern w:val="0"/>
-          <w:sz w:val="24"/>
-          <w:szCs w:val="24"/>
-          <w14:ligatures w14:val="none"/>
-        </w:rPr>
-        <w:t>হয়েছে</w:t>
-      </w:r>
-      <w:proofErr w:type="spellEnd"/>
-    </w:p>
-    <w:p>
-      <w:pPr>
-        <w:numPr>
-          <w:ilvl w:val="0"/>
-          <w:numId w:val="8"/>
-        </w:numPr>
-        <w:spacing w:before="100" w:beforeAutospacing="1" w:after="100" w:afterAutospacing="1" w:line="240" w:lineRule="auto"/>
-        <w:rPr>
-          <w:rFonts w:ascii="Times New Roman" w:eastAsia="Times New Roman" w:hAnsi="Times New Roman" w:cs="Times New Roman"/>
-          <w:kern w:val="0"/>
-          <w:sz w:val="24"/>
-          <w:szCs w:val="24"/>
-          <w14:ligatures w14:val="none"/>
-        </w:rPr>
-      </w:pPr>
-      <w:r>
-        <w:rPr>
-          <w:rFonts w:ascii="Times New Roman" w:eastAsia="Times New Roman" w:hAnsi="Times New Roman" w:cs="Times New Roman"/>
-          <w:kern w:val="0"/>
-          <w:sz w:val="24"/>
-          <w:szCs w:val="24"/>
-          <w14:ligatures w14:val="none"/>
-        </w:rPr>
-        <w:t>system stable</w:t>
+          <w:rFonts w:ascii="Times New Roman" w:eastAsia="Times New Roman" w:hAnsi="Times New Roman" w:cs="Times New Roman"/>
+          <w:kern w:val="0"/>
+          <w:sz w:val="24"/>
+          <w:szCs w:val="24"/>
+          <w14:ligatures w14:val="none"/>
+        </w:rPr>
+        <w:t>• System stable</w:t>
       </w:r>
     </w:p>
     <w:sectPr>
